--- a/docs/Claude_Skills_CheatSheet_v2.docx
+++ b/docs/Claude_Skills_CheatSheet_v2.docx
@@ -27,7 +27,7 @@
           <w:color w:val="666666"/>
           <w:sz w:val="16"/>
         </w:rPr>
-        <w:t>31 skills · 2 pipelines · Pattern Investment Team · April 2026 · Pattern Investment Team · April 2026</w:t>
+        <w:t>35 skills · 2 pipelines · Pattern Investment Team · May 2026 · Pattern Investment Team · April 2026</w:t>
       </w:r>
     </w:p>
     <w:tbl>
@@ -880,6 +880,109 @@
           </w:p>
         </w:tc>
       </w:tr>
+      <w:tr w14:paraId="C3D4E5F6A0">
+        <w:tc>
+          <w:tcPr>
+            <w:tcW w:w="650" w:type="dxa"/>
+            <w:shd w:val="clear" w:color="auto" w:fill="E6EFFD"/>
+            <w:tcMar>
+              <w:top w:w="30" w:type="dxa"/>
+              <w:left w:w="80" w:type="dxa"/>
+              <w:bottom w:w="30" w:type="dxa"/>
+              <w:right w:w="80" w:type="dxa"/>
+            </w:tcMar>
+          </w:tcPr>
+          <w:p w14:paraId="C3D4E5F6A1">
+            <w:pPr>
+              <w:spacing w:after="0" w:line="240" w:lineRule="auto"/>
+              <w:jc w:val="center"/>
+            </w:pPr>
+            <w:r>
+              <w:rPr>
+                <w:rFonts w:ascii="Wix Madefor Display SemiBold" w:hAnsi="Wix Madefor Display SemiBold"/>
+                <w:b/>
+                <w:color w:val="4280F4"/>
+                <w:sz w:val="16"/>
+              </w:rPr>
+              <w:t>L4</w:t>
+            </w:r>
+          </w:p>
+        </w:tc>
+        <w:tc>
+          <w:tcPr>
+            <w:tcW w:w="1700" w:type="dxa"/>
+            <w:tcMar>
+              <w:top w:w="30" w:type="dxa"/>
+              <w:left w:w="80" w:type="dxa"/>
+              <w:bottom w:w="30" w:type="dxa"/>
+              <w:right w:w="80" w:type="dxa"/>
+            </w:tcMar>
+          </w:tcPr>
+          <w:p w14:paraId="C3D4E5F6A2">
+            <w:pPr>
+              <w:spacing w:after="0" w:line="240" w:lineRule="auto"/>
+            </w:pPr>
+            <w:r>
+              <w:rPr>
+                <w:rFonts w:ascii="Wix Madefor Display SemiBold" w:hAnsi="Wix Madefor Display SemiBold"/>
+                <w:b/>
+                <w:color w:val="0F4761"/>
+                <w:sz w:val="17"/>
+              </w:rPr>
+              <w:t>deal-workbook-builder</w:t>
+            </w:r>
+          </w:p>
+        </w:tc>
+        <w:tc>
+          <w:tcPr>
+            <w:tcW w:w="6500" w:type="dxa"/>
+            <w:tcMar>
+              <w:top w:w="30" w:type="dxa"/>
+              <w:left w:w="80" w:type="dxa"/>
+              <w:bottom w:w="30" w:type="dxa"/>
+              <w:right w:w="80" w:type="dxa"/>
+            </w:tcMar>
+          </w:tcPr>
+          <w:p w14:paraId="C3D4E5F6A3">
+            <w:pPr>
+              <w:spacing w:after="0" w:line="252" w:lineRule="auto"/>
+            </w:pPr>
+            <w:r>
+              <w:rPr>
+                <w:rFonts w:ascii="Wix Madefor Display" w:hAnsi="Wix Madefor Display"/>
+                <w:color w:val="000000"/>
+                <w:sz w:val="16"/>
+              </w:rPr>
+              <w:t>Builds and maintains the PE/M&amp;A deal workbook: formula-linked Driver Tree, KPI Tree, NTB Registry, and MOIC Bridge tabs chained to the FINANCIAL MODEL. Variance columns smart-formatted (ppt for margins, % for volumes). Runs automated quality checks after every build.</w:t>
+            </w:r>
+          </w:p>
+        </w:tc>
+        <w:tc>
+          <w:tcPr>
+            <w:tcW w:w="5850" w:type="dxa"/>
+            <w:tcMar>
+              <w:top w:w="30" w:type="dxa"/>
+              <w:left w:w="80" w:type="dxa"/>
+              <w:bottom w:w="30" w:type="dxa"/>
+              <w:right w:w="80" w:type="dxa"/>
+            </w:tcMar>
+          </w:tcPr>
+          <w:p w14:paraId="C3D4E5F6A4">
+            <w:pPr>
+              <w:spacing w:after="0" w:line="252" w:lineRule="auto"/>
+            </w:pPr>
+            <w:r>
+              <w:rPr>
+                <w:rFonts w:ascii="Wix Madefor Display" w:hAnsi="Wix Madefor Display"/>
+                <w:i/>
+                <w:color w:val="000000"/>
+                <w:sz w:val="16"/>
+              </w:rPr>
+              <w:t>Deal workbook (.xlsx) — Driver Tree, KPI Tree, NTB Registry, MOIC Bridge linked to source model</w:t>
+            </w:r>
+          </w:p>
+        </w:tc>
+      </w:tr>
       <w:tr>
         <w:tc>
           <w:tcPr>
@@ -1185,6 +1288,212 @@
                 <w:sz w:val="16"/>
               </w:rPr>
               <w:t>KPI tree, driver dictionary, tracking pack (weekly/monthly/quarterly metrics)</w:t>
+            </w:r>
+          </w:p>
+        </w:tc>
+      </w:tr>
+      <w:tr w14:paraId="A1B2C3D4A0">
+        <w:tc>
+          <w:tcPr>
+            <w:tcW w:w="650" w:type="dxa"/>
+            <w:shd w:val="clear" w:color="auto" w:fill="E6EFFD"/>
+            <w:tcMar>
+              <w:top w:w="30" w:type="dxa"/>
+              <w:left w:w="80" w:type="dxa"/>
+              <w:bottom w:w="30" w:type="dxa"/>
+              <w:right w:w="80" w:type="dxa"/>
+            </w:tcMar>
+          </w:tcPr>
+          <w:p w14:paraId="A1B2C3D4A1">
+            <w:pPr>
+              <w:spacing w:after="0" w:line="240" w:lineRule="auto"/>
+              <w:jc w:val="center"/>
+            </w:pPr>
+            <w:r>
+              <w:rPr>
+                <w:rFonts w:ascii="Wix Madefor Display SemiBold" w:hAnsi="Wix Madefor Display SemiBold"/>
+                <w:b/>
+                <w:color w:val="4280F4"/>
+                <w:sz w:val="16"/>
+              </w:rPr>
+              <w:t>L7</w:t>
+            </w:r>
+          </w:p>
+        </w:tc>
+        <w:tc>
+          <w:tcPr>
+            <w:tcW w:w="1700" w:type="dxa"/>
+            <w:tcMar>
+              <w:top w:w="30" w:type="dxa"/>
+              <w:left w:w="80" w:type="dxa"/>
+              <w:bottom w:w="30" w:type="dxa"/>
+              <w:right w:w="80" w:type="dxa"/>
+            </w:tcMar>
+          </w:tcPr>
+          <w:p w14:paraId="A1B2C3D4A2">
+            <w:pPr>
+              <w:spacing w:after="0" w:line="240" w:lineRule="auto"/>
+            </w:pPr>
+            <w:r>
+              <w:rPr>
+                <w:rFonts w:ascii="Wix Madefor Display SemiBold" w:hAnsi="Wix Madefor Display SemiBold"/>
+                <w:b/>
+                <w:color w:val="0F4761"/>
+                <w:sz w:val="17"/>
+              </w:rPr>
+              <w:t>vibe-coding</w:t>
+            </w:r>
+          </w:p>
+        </w:tc>
+        <w:tc>
+          <w:tcPr>
+            <w:tcW w:w="6500" w:type="dxa"/>
+            <w:tcMar>
+              <w:top w:w="30" w:type="dxa"/>
+              <w:left w:w="80" w:type="dxa"/>
+              <w:bottom w:w="30" w:type="dxa"/>
+              <w:right w:w="80" w:type="dxa"/>
+            </w:tcMar>
+          </w:tcPr>
+          <w:p w14:paraId="A1B2C3D4A3">
+            <w:pPr>
+              <w:spacing w:after="0" w:line="252" w:lineRule="auto"/>
+            </w:pPr>
+            <w:r>
+              <w:rPr>
+                <w:rFonts w:ascii="Wix Madefor Display" w:hAnsi="Wix Madefor Display"/>
+                <w:color w:val="000000"/>
+                <w:sz w:val="16"/>
+              </w:rPr>
+              <w:t>AI-assisted rapid prototyping — building functional tools, scripts, and apps without deep technical skills. Optimized for speed-to-working-artifact. Produces code that runs, not production-ready code.</w:t>
+            </w:r>
+          </w:p>
+        </w:tc>
+        <w:tc>
+          <w:tcPr>
+            <w:tcW w:w="5850" w:type="dxa"/>
+            <w:tcMar>
+              <w:top w:w="30" w:type="dxa"/>
+              <w:left w:w="80" w:type="dxa"/>
+              <w:bottom w:w="30" w:type="dxa"/>
+              <w:right w:w="80" w:type="dxa"/>
+            </w:tcMar>
+          </w:tcPr>
+          <w:p w14:paraId="A1B2C3D4A4">
+            <w:pPr>
+              <w:spacing w:after="0" w:line="252" w:lineRule="auto"/>
+            </w:pPr>
+            <w:r>
+              <w:rPr>
+                <w:rFonts w:ascii="Wix Madefor Display" w:hAnsi="Wix Madefor Display"/>
+                <w:i/>
+                <w:color w:val="000000"/>
+                <w:sz w:val="16"/>
+              </w:rPr>
+              <w:t>Working script, app, or tool (Python, JS, HTML — whatever fits the task)</w:t>
+            </w:r>
+          </w:p>
+        </w:tc>
+      </w:tr>
+      <w:tr w14:paraId="B2C3D4E5A0">
+        <w:tc>
+          <w:tcPr>
+            <w:tcW w:w="650" w:type="dxa"/>
+            <w:shd w:val="clear" w:color="auto" w:fill="E6EFFD"/>
+            <w:tcMar>
+              <w:top w:w="30" w:type="dxa"/>
+              <w:left w:w="80" w:type="dxa"/>
+              <w:bottom w:w="30" w:type="dxa"/>
+              <w:right w:w="80" w:type="dxa"/>
+            </w:tcMar>
+          </w:tcPr>
+          <w:p w14:paraId="B2C3D4E5A1">
+            <w:pPr>
+              <w:spacing w:after="0" w:line="240" w:lineRule="auto"/>
+              <w:jc w:val="center"/>
+            </w:pPr>
+            <w:r>
+              <w:rPr>
+                <w:rFonts w:ascii="Wix Madefor Display SemiBold" w:hAnsi="Wix Madefor Display SemiBold"/>
+                <w:b/>
+                <w:color w:val="4280F4"/>
+                <w:sz w:val="16"/>
+              </w:rPr>
+              <w:t>L8</w:t>
+            </w:r>
+          </w:p>
+        </w:tc>
+        <w:tc>
+          <w:tcPr>
+            <w:tcW w:w="1700" w:type="dxa"/>
+            <w:tcMar>
+              <w:top w:w="30" w:type="dxa"/>
+              <w:left w:w="80" w:type="dxa"/>
+              <w:bottom w:w="30" w:type="dxa"/>
+              <w:right w:w="80" w:type="dxa"/>
+            </w:tcMar>
+          </w:tcPr>
+          <w:p w14:paraId="B2C3D4E5A2">
+            <w:pPr>
+              <w:spacing w:after="0" w:line="240" w:lineRule="auto"/>
+            </w:pPr>
+            <w:r>
+              <w:rPr>
+                <w:rFonts w:ascii="Wix Madefor Display SemiBold" w:hAnsi="Wix Madefor Display SemiBold"/>
+                <w:b/>
+                <w:color w:val="0F4761"/>
+                <w:sz w:val="17"/>
+              </w:rPr>
+              <w:t>skill-authoring-workflow</w:t>
+            </w:r>
+          </w:p>
+        </w:tc>
+        <w:tc>
+          <w:tcPr>
+            <w:tcW w:w="6500" w:type="dxa"/>
+            <w:tcMar>
+              <w:top w:w="30" w:type="dxa"/>
+              <w:left w:w="80" w:type="dxa"/>
+              <w:bottom w:w="30" w:type="dxa"/>
+              <w:right w:w="80" w:type="dxa"/>
+            </w:tcMar>
+          </w:tcPr>
+          <w:p w14:paraId="B2C3D4E5A3">
+            <w:pPr>
+              <w:spacing w:after="0" w:line="252" w:lineRule="auto"/>
+            </w:pPr>
+            <w:r>
+              <w:rPr>
+                <w:rFonts w:ascii="Wix Madefor Display" w:hAnsi="Wix Madefor Display"/>
+                <w:color w:val="000000"/>
+                <w:sz w:val="16"/>
+              </w:rPr>
+              <w:t>Standards and process for creating or updating a skill without breaking conventions. Covers SKILL.md structure, trigger language, integration rules, quality checks, and README/agents.md updates.</w:t>
+            </w:r>
+          </w:p>
+        </w:tc>
+        <w:tc>
+          <w:tcPr>
+            <w:tcW w:w="5850" w:type="dxa"/>
+            <w:tcMar>
+              <w:top w:w="30" w:type="dxa"/>
+              <w:left w:w="80" w:type="dxa"/>
+              <w:bottom w:w="30" w:type="dxa"/>
+              <w:right w:w="80" w:type="dxa"/>
+            </w:tcMar>
+          </w:tcPr>
+          <w:p w14:paraId="B2C3D4E5A4">
+            <w:pPr>
+              <w:spacing w:after="0" w:line="252" w:lineRule="auto"/>
+            </w:pPr>
+            <w:r>
+              <w:rPr>
+                <w:rFonts w:ascii="Wix Madefor Display" w:hAnsi="Wix Madefor Display"/>
+                <w:i/>
+                <w:color w:val="000000"/>
+                <w:sz w:val="16"/>
+              </w:rPr>
+              <w:t>SKILL.md + README/agents.md entries ready to commit</w:t>
             </w:r>
           </w:p>
         </w:tc>
@@ -3158,6 +3467,109 @@
           </w:p>
         </w:tc>
       </w:tr>
+      <w:tr w14:paraId="D4E5F6A7A0">
+        <w:tc>
+          <w:tcPr>
+            <w:tcW w:w="650" w:type="dxa"/>
+            <w:shd w:val="clear" w:color="auto" w:fill="E6EFFD"/>
+            <w:tcMar>
+              <w:top w:w="30" w:type="dxa"/>
+              <w:left w:w="80" w:type="dxa"/>
+              <w:bottom w:w="30" w:type="dxa"/>
+              <w:right w:w="80" w:type="dxa"/>
+            </w:tcMar>
+          </w:tcPr>
+          <w:p w14:paraId="D4E5F6A7A1">
+            <w:pPr>
+              <w:spacing w:after="0" w:line="240" w:lineRule="auto"/>
+              <w:jc w:val="center"/>
+            </w:pPr>
+            <w:r>
+              <w:rPr>
+                <w:rFonts w:ascii="Wix Madefor Display SemiBold" w:hAnsi="Wix Madefor Display SemiBold"/>
+                <w:b/>
+                <w:color w:val="4280F4"/>
+                <w:sz w:val="16"/>
+              </w:rPr>
+              <w:t>Plugin</w:t>
+            </w:r>
+          </w:p>
+        </w:tc>
+        <w:tc>
+          <w:tcPr>
+            <w:tcW w:w="1700" w:type="dxa"/>
+            <w:tcMar>
+              <w:top w:w="30" w:type="dxa"/>
+              <w:left w:w="80" w:type="dxa"/>
+              <w:bottom w:w="30" w:type="dxa"/>
+              <w:right w:w="80" w:type="dxa"/>
+            </w:tcMar>
+          </w:tcPr>
+          <w:p w14:paraId="D4E5F6A7A2">
+            <w:pPr>
+              <w:spacing w:after="0" w:line="240" w:lineRule="auto"/>
+            </w:pPr>
+            <w:r>
+              <w:rPr>
+                <w:rFonts w:ascii="Wix Madefor Display SemiBold" w:hAnsi="Wix Madefor Display SemiBold"/>
+                <w:b/>
+                <w:color w:val="0F4761"/>
+                <w:sz w:val="17"/>
+              </w:rPr>
+              <w:t>earnings-reviewer</w:t>
+            </w:r>
+          </w:p>
+        </w:tc>
+        <w:tc>
+          <w:tcPr>
+            <w:tcW w:w="6500" w:type="dxa"/>
+            <w:tcMar>
+              <w:top w:w="30" w:type="dxa"/>
+              <w:left w:w="80" w:type="dxa"/>
+              <w:bottom w:w="30" w:type="dxa"/>
+              <w:right w:w="80" w:type="dxa"/>
+            </w:tcMar>
+          </w:tcPr>
+          <w:p w14:paraId="D4E5F6A7A3">
+            <w:pPr>
+              <w:spacing w:after="0" w:line="252" w:lineRule="auto"/>
+            </w:pPr>
+            <w:r>
+              <w:rPr>
+                <w:rFonts w:ascii="Wix Madefor Display" w:hAnsi="Wix Madefor Display"/>
+                <w:color w:val="000000"/>
+                <w:sz w:val="16"/>
+              </w:rPr>
+              <w:t>6-skill equity research plugin: earnings-analysis, earnings-preview, model-update, morning-note, audit-xls, xlsx-author. Processes an earnings event end-to-end — reads transcript, updates coverage model, and drafts the post-earnings note.</w:t>
+            </w:r>
+          </w:p>
+        </w:tc>
+        <w:tc>
+          <w:tcPr>
+            <w:tcW w:w="5850" w:type="dxa"/>
+            <w:tcMar>
+              <w:top w:w="30" w:type="dxa"/>
+              <w:left w:w="80" w:type="dxa"/>
+              <w:bottom w:w="30" w:type="dxa"/>
+              <w:right w:w="80" w:type="dxa"/>
+            </w:tcMar>
+          </w:tcPr>
+          <w:p w14:paraId="D4E5F6A7A4">
+            <w:pPr>
+              <w:spacing w:after="0" w:line="252" w:lineRule="auto"/>
+            </w:pPr>
+            <w:r>
+              <w:rPr>
+                <w:rFonts w:ascii="Wix Madefor Display" w:hAnsi="Wix Madefor Display"/>
+                <w:i/>
+                <w:color w:val="000000"/>
+                <w:sz w:val="16"/>
+              </w:rPr>
+              <w:t>Post-earnings note (.docx), updated model (.xlsx), morning call note</w:t>
+            </w:r>
+          </w:p>
+        </w:tc>
+      </w:tr>
     </w:tbl>
     <w:p>
       <w:pPr>

--- a/docs/Claude_Skills_CheatSheet_v2.docx
+++ b/docs/Claude_Skills_CheatSheet_v2.docx
@@ -26,7 +26,7 @@
           <w:color w:val="000000"/>
           <w:sz w:val="20"/>
         </w:rPr>
-        <w:t>33 skills | 2 pipelines | Pattern Investment Team | June 2026</w:t>
+        <w:t>33 skills | 3 pipelines | Pattern Investment Team | June 2026</w:t>
       </w:r>
     </w:p>
     <w:p>
@@ -153,6 +153,73 @@
                 <w:color w:val="000000"/>
                 <w:sz w:val="16"/>
               </w:rPr>
+              <w:t>Full new deal pack</w:t>
+            </w:r>
+          </w:p>
+        </w:tc>
+        <w:tc>
+          <w:tcPr>
+            <w:tcW w:type="dxa" w:w="6500"/>
+            <w:tcBorders>
+              <w:top w:val="single" w:sz="4" w:space="0" w:color="DDDDDD"/>
+              <w:left w:val="single" w:sz="4" w:space="0" w:color="DDDDDD"/>
+              <w:bottom w:val="single" w:sz="4" w:space="0" w:color="DDDDDD"/>
+              <w:right w:val="single" w:sz="4" w:space="0" w:color="DDDDDD"/>
+            </w:tcBorders>
+            <w:tcMar>
+              <w:top w:w="80" w:type="dxa"/>
+              <w:left w:w="120" w:type="dxa"/>
+              <w:bottom w:w="80" w:type="dxa"/>
+              <w:right w:w="120" w:type="dxa"/>
+            </w:tcMar>
+            <w:shd w:fill="F5F8FF"/>
+            <w:vAlign w:val="center"/>
+          </w:tcPr>
+          <w:p>
+            <w:pPr>
+              <w:spacing w:after="0"/>
+            </w:pPr>
+            <w:r>
+              <w:rPr>
+                <w:rFonts w:ascii="Wix Madefor Display" w:hAnsi="Wix Madefor Display" w:eastAsia="Wix Madefor Display"/>
+                <w:b w:val="0"/>
+                <w:color w:val="000000"/>
+                <w:sz w:val="16"/>
+              </w:rPr>
+              <w:t>deal-master -&gt; new-deal-pipeline</w:t>
+            </w:r>
+          </w:p>
+        </w:tc>
+      </w:tr>
+      <w:tr>
+        <w:tc>
+          <w:tcPr>
+            <w:tcW w:type="dxa" w:w="4300"/>
+            <w:tcBorders>
+              <w:top w:val="single" w:sz="4" w:space="0" w:color="DDDDDD"/>
+              <w:left w:val="single" w:sz="4" w:space="0" w:color="DDDDDD"/>
+              <w:bottom w:val="single" w:sz="4" w:space="0" w:color="DDDDDD"/>
+              <w:right w:val="single" w:sz="4" w:space="0" w:color="DDDDDD"/>
+            </w:tcBorders>
+            <w:tcMar>
+              <w:top w:w="80" w:type="dxa"/>
+              <w:left w:w="120" w:type="dxa"/>
+              <w:bottom w:w="80" w:type="dxa"/>
+              <w:right w:w="120" w:type="dxa"/>
+            </w:tcMar>
+            <w:vAlign w:val="center"/>
+          </w:tcPr>
+          <w:p>
+            <w:pPr>
+              <w:spacing w:after="0"/>
+            </w:pPr>
+            <w:r>
+              <w:rPr>
+                <w:rFonts w:ascii="Wix Madefor Display" w:hAnsi="Wix Madefor Display" w:eastAsia="Wix Madefor Display"/>
+                <w:b w:val="0"/>
+                <w:color w:val="000000"/>
+                <w:sz w:val="16"/>
+              </w:rPr>
               <w:t>Start or resume a deal workflow</w:t>
             </w:r>
           </w:p>
@@ -172,7 +239,6 @@
               <w:bottom w:w="80" w:type="dxa"/>
               <w:right w:w="120" w:type="dxa"/>
             </w:tcMar>
-            <w:shd w:fill="F5F8FF"/>
             <w:vAlign w:val="center"/>
           </w:tcPr>
           <w:p>
@@ -207,6 +273,7 @@
               <w:bottom w:w="80" w:type="dxa"/>
               <w:right w:w="120" w:type="dxa"/>
             </w:tcMar>
+            <w:shd w:fill="F5F8FF"/>
             <w:vAlign w:val="center"/>
           </w:tcPr>
           <w:p>
@@ -239,6 +306,7 @@
               <w:bottom w:w="80" w:type="dxa"/>
               <w:right w:w="120" w:type="dxa"/>
             </w:tcMar>
+            <w:shd w:fill="F5F8FF"/>
             <w:vAlign w:val="center"/>
           </w:tcPr>
           <w:p>
@@ -273,7 +341,6 @@
               <w:bottom w:w="80" w:type="dxa"/>
               <w:right w:w="120" w:type="dxa"/>
             </w:tcMar>
-            <w:shd w:fill="F5F8FF"/>
             <w:vAlign w:val="center"/>
           </w:tcPr>
           <w:p>
@@ -306,7 +373,6 @@
               <w:bottom w:w="80" w:type="dxa"/>
               <w:right w:w="120" w:type="dxa"/>
             </w:tcMar>
-            <w:shd w:fill="F5F8FF"/>
             <w:vAlign w:val="center"/>
           </w:tcPr>
           <w:p>
@@ -341,6 +407,7 @@
               <w:bottom w:w="80" w:type="dxa"/>
               <w:right w:w="120" w:type="dxa"/>
             </w:tcMar>
+            <w:shd w:fill="F5F8FF"/>
             <w:vAlign w:val="center"/>
           </w:tcPr>
           <w:p>
@@ -373,6 +440,7 @@
               <w:bottom w:w="80" w:type="dxa"/>
               <w:right w:w="120" w:type="dxa"/>
             </w:tcMar>
+            <w:shd w:fill="F5F8FF"/>
             <w:vAlign w:val="center"/>
           </w:tcPr>
           <w:p>
@@ -407,7 +475,6 @@
               <w:bottom w:w="80" w:type="dxa"/>
               <w:right w:w="120" w:type="dxa"/>
             </w:tcMar>
-            <w:shd w:fill="F5F8FF"/>
             <w:vAlign w:val="center"/>
           </w:tcPr>
           <w:p>
@@ -440,7 +507,6 @@
               <w:bottom w:w="80" w:type="dxa"/>
               <w:right w:w="120" w:type="dxa"/>
             </w:tcMar>
-            <w:shd w:fill="F5F8FF"/>
             <w:vAlign w:val="center"/>
           </w:tcPr>
           <w:p>
@@ -475,6 +541,7 @@
               <w:bottom w:w="80" w:type="dxa"/>
               <w:right w:w="120" w:type="dxa"/>
             </w:tcMar>
+            <w:shd w:fill="F5F8FF"/>
             <w:vAlign w:val="center"/>
           </w:tcPr>
           <w:p>
@@ -507,6 +574,7 @@
               <w:bottom w:w="80" w:type="dxa"/>
               <w:right w:w="120" w:type="dxa"/>
             </w:tcMar>
+            <w:shd w:fill="F5F8FF"/>
             <w:vAlign w:val="center"/>
           </w:tcPr>
           <w:p>
@@ -541,7 +609,6 @@
               <w:bottom w:w="80" w:type="dxa"/>
               <w:right w:w="120" w:type="dxa"/>
             </w:tcMar>
-            <w:shd w:fill="F5F8FF"/>
             <w:vAlign w:val="center"/>
           </w:tcPr>
           <w:p>
@@ -574,7 +641,6 @@
               <w:bottom w:w="80" w:type="dxa"/>
               <w:right w:w="120" w:type="dxa"/>
             </w:tcMar>
-            <w:shd w:fill="F5F8FF"/>
             <w:vAlign w:val="center"/>
           </w:tcPr>
           <w:p>
@@ -609,6 +675,7 @@
               <w:bottom w:w="80" w:type="dxa"/>
               <w:right w:w="120" w:type="dxa"/>
             </w:tcMar>
+            <w:shd w:fill="F5F8FF"/>
             <w:vAlign w:val="center"/>
           </w:tcPr>
           <w:p>
@@ -641,6 +708,7 @@
               <w:bottom w:w="80" w:type="dxa"/>
               <w:right w:w="120" w:type="dxa"/>
             </w:tcMar>
+            <w:shd w:fill="F5F8FF"/>
             <w:vAlign w:val="center"/>
           </w:tcPr>
           <w:p>
@@ -675,7 +743,6 @@
               <w:bottom w:w="80" w:type="dxa"/>
               <w:right w:w="120" w:type="dxa"/>
             </w:tcMar>
-            <w:shd w:fill="F5F8FF"/>
             <w:vAlign w:val="center"/>
           </w:tcPr>
           <w:p>
@@ -708,7 +775,6 @@
               <w:bottom w:w="80" w:type="dxa"/>
               <w:right w:w="120" w:type="dxa"/>
             </w:tcMar>
-            <w:shd w:fill="F5F8FF"/>
             <w:vAlign w:val="center"/>
           </w:tcPr>
           <w:p>
@@ -743,6 +809,7 @@
               <w:bottom w:w="80" w:type="dxa"/>
               <w:right w:w="120" w:type="dxa"/>
             </w:tcMar>
+            <w:shd w:fill="F5F8FF"/>
             <w:vAlign w:val="center"/>
           </w:tcPr>
           <w:p>
@@ -775,6 +842,7 @@
               <w:bottom w:w="80" w:type="dxa"/>
               <w:right w:w="120" w:type="dxa"/>
             </w:tcMar>
+            <w:shd w:fill="F5F8FF"/>
             <w:vAlign w:val="center"/>
           </w:tcPr>
           <w:p>
@@ -809,7 +877,6 @@
               <w:bottom w:w="80" w:type="dxa"/>
               <w:right w:w="120" w:type="dxa"/>
             </w:tcMar>
-            <w:shd w:fill="F5F8FF"/>
             <w:vAlign w:val="center"/>
           </w:tcPr>
           <w:p>
@@ -842,7 +909,6 @@
               <w:bottom w:w="80" w:type="dxa"/>
               <w:right w:w="120" w:type="dxa"/>
             </w:tcMar>
-            <w:shd w:fill="F5F8FF"/>
             <w:vAlign w:val="center"/>
           </w:tcPr>
           <w:p>
@@ -877,6 +943,7 @@
               <w:bottom w:w="80" w:type="dxa"/>
               <w:right w:w="120" w:type="dxa"/>
             </w:tcMar>
+            <w:shd w:fill="F5F8FF"/>
             <w:vAlign w:val="center"/>
           </w:tcPr>
           <w:p>
@@ -909,6 +976,7 @@
               <w:bottom w:w="80" w:type="dxa"/>
               <w:right w:w="120" w:type="dxa"/>
             </w:tcMar>
+            <w:shd w:fill="F5F8FF"/>
             <w:vAlign w:val="center"/>
           </w:tcPr>
           <w:p>
@@ -943,7 +1011,6 @@
               <w:bottom w:w="80" w:type="dxa"/>
               <w:right w:w="120" w:type="dxa"/>
             </w:tcMar>
-            <w:shd w:fill="F5F8FF"/>
             <w:vAlign w:val="center"/>
           </w:tcPr>
           <w:p>
@@ -976,7 +1043,6 @@
               <w:bottom w:w="80" w:type="dxa"/>
               <w:right w:w="120" w:type="dxa"/>
             </w:tcMar>
-            <w:shd w:fill="F5F8FF"/>
             <w:vAlign w:val="center"/>
           </w:tcPr>
           <w:p>
@@ -1011,6 +1077,7 @@
               <w:bottom w:w="80" w:type="dxa"/>
               <w:right w:w="120" w:type="dxa"/>
             </w:tcMar>
+            <w:shd w:fill="F5F8FF"/>
             <w:vAlign w:val="center"/>
           </w:tcPr>
           <w:p>
@@ -1043,6 +1110,7 @@
               <w:bottom w:w="80" w:type="dxa"/>
               <w:right w:w="120" w:type="dxa"/>
             </w:tcMar>
+            <w:shd w:fill="F5F8FF"/>
             <w:vAlign w:val="center"/>
           </w:tcPr>
           <w:p>
@@ -1077,7 +1145,6 @@
               <w:bottom w:w="80" w:type="dxa"/>
               <w:right w:w="120" w:type="dxa"/>
             </w:tcMar>
-            <w:shd w:fill="F5F8FF"/>
             <w:vAlign w:val="center"/>
           </w:tcPr>
           <w:p>
@@ -1110,7 +1177,6 @@
               <w:bottom w:w="80" w:type="dxa"/>
               <w:right w:w="120" w:type="dxa"/>
             </w:tcMar>
-            <w:shd w:fill="F5F8FF"/>
             <w:vAlign w:val="center"/>
           </w:tcPr>
           <w:p>
@@ -1145,6 +1211,7 @@
               <w:bottom w:w="80" w:type="dxa"/>
               <w:right w:w="120" w:type="dxa"/>
             </w:tcMar>
+            <w:shd w:fill="F5F8FF"/>
             <w:vAlign w:val="center"/>
           </w:tcPr>
           <w:p>
@@ -1177,6 +1244,7 @@
               <w:bottom w:w="80" w:type="dxa"/>
               <w:right w:w="120" w:type="dxa"/>
             </w:tcMar>
+            <w:shd w:fill="F5F8FF"/>
             <w:vAlign w:val="center"/>
           </w:tcPr>
           <w:p>
@@ -3841,6 +3909,73 @@
                 <w:color w:val="000000"/>
                 <w:sz w:val="16"/>
               </w:rPr>
+              <w:t>new-deal-pipeline</w:t>
+            </w:r>
+          </w:p>
+        </w:tc>
+        <w:tc>
+          <w:tcPr>
+            <w:tcW w:type="dxa" w:w="7500"/>
+            <w:tcBorders>
+              <w:top w:val="single" w:sz="4" w:space="0" w:color="DDDDDD"/>
+              <w:left w:val="single" w:sz="4" w:space="0" w:color="DDDDDD"/>
+              <w:bottom w:val="single" w:sz="4" w:space="0" w:color="DDDDDD"/>
+              <w:right w:val="single" w:sz="4" w:space="0" w:color="DDDDDD"/>
+            </w:tcBorders>
+            <w:tcMar>
+              <w:top w:w="80" w:type="dxa"/>
+              <w:left w:w="120" w:type="dxa"/>
+              <w:bottom w:w="80" w:type="dxa"/>
+              <w:right w:w="120" w:type="dxa"/>
+            </w:tcMar>
+            <w:vAlign w:val="center"/>
+          </w:tcPr>
+          <w:p>
+            <w:pPr>
+              <w:spacing w:after="0"/>
+            </w:pPr>
+            <w:r>
+              <w:rPr>
+                <w:rFonts w:ascii="Wix Madefor Display" w:hAnsi="Wix Madefor Display" w:eastAsia="Wix Madefor Display"/>
+                <w:b w:val="0"/>
+                <w:color w:val="000000"/>
+                <w:sz w:val="16"/>
+              </w:rPr>
+              <w:t>mckinsey-consultant, analytical-operating-system, quality-contract</w:t>
+            </w:r>
+          </w:p>
+        </w:tc>
+      </w:tr>
+      <w:tr>
+        <w:tc>
+          <w:tcPr>
+            <w:tcW w:type="dxa" w:w="3300"/>
+            <w:tcBorders>
+              <w:top w:val="single" w:sz="4" w:space="0" w:color="DDDDDD"/>
+              <w:left w:val="single" w:sz="4" w:space="0" w:color="DDDDDD"/>
+              <w:bottom w:val="single" w:sz="4" w:space="0" w:color="DDDDDD"/>
+              <w:right w:val="single" w:sz="4" w:space="0" w:color="DDDDDD"/>
+            </w:tcBorders>
+            <w:tcMar>
+              <w:top w:w="80" w:type="dxa"/>
+              <w:left w:w="120" w:type="dxa"/>
+              <w:bottom w:w="80" w:type="dxa"/>
+              <w:right w:w="120" w:type="dxa"/>
+            </w:tcMar>
+            <w:shd w:fill="F5F8FF"/>
+            <w:vAlign w:val="center"/>
+          </w:tcPr>
+          <w:p>
+            <w:pPr>
+              <w:spacing w:after="0"/>
+            </w:pPr>
+            <w:r>
+              <w:rPr>
+                <w:rFonts w:ascii="Wix Madefor Display" w:hAnsi="Wix Madefor Display" w:eastAsia="Wix Madefor Display"/>
+                <w:b w:val="0"/>
+                <w:color w:val="000000"/>
+                <w:sz w:val="16"/>
+              </w:rPr>
               <w:t>ic-memo-pipeline</w:t>
             </w:r>
           </w:p>
@@ -3860,6 +3995,7 @@
               <w:bottom w:w="80" w:type="dxa"/>
               <w:right w:w="120" w:type="dxa"/>
             </w:tcMar>
+            <w:shd w:fill="F5F8FF"/>
             <w:vAlign w:val="center"/>
           </w:tcPr>
           <w:p>
@@ -3894,7 +4030,6 @@
               <w:bottom w:w="80" w:type="dxa"/>
               <w:right w:w="120" w:type="dxa"/>
             </w:tcMar>
-            <w:shd w:fill="F5F8FF"/>
             <w:vAlign w:val="center"/>
           </w:tcPr>
           <w:p>
@@ -3927,7 +4062,6 @@
               <w:bottom w:w="80" w:type="dxa"/>
               <w:right w:w="120" w:type="dxa"/>
             </w:tcMar>
-            <w:shd w:fill="F5F8FF"/>
             <w:vAlign w:val="center"/>
           </w:tcPr>
           <w:p>
@@ -3962,6 +4096,7 @@
               <w:bottom w:w="80" w:type="dxa"/>
               <w:right w:w="120" w:type="dxa"/>
             </w:tcMar>
+            <w:shd w:fill="F5F8FF"/>
             <w:vAlign w:val="center"/>
           </w:tcPr>
           <w:p>
@@ -3994,6 +4129,7 @@
               <w:bottom w:w="80" w:type="dxa"/>
               <w:right w:w="120" w:type="dxa"/>
             </w:tcMar>
+            <w:shd w:fill="F5F8FF"/>
             <w:vAlign w:val="center"/>
           </w:tcPr>
           <w:p>
@@ -4028,7 +4164,6 @@
               <w:bottom w:w="80" w:type="dxa"/>
               <w:right w:w="120" w:type="dxa"/>
             </w:tcMar>
-            <w:shd w:fill="F5F8FF"/>
             <w:vAlign w:val="center"/>
           </w:tcPr>
           <w:p>
@@ -4061,7 +4196,6 @@
               <w:bottom w:w="80" w:type="dxa"/>
               <w:right w:w="120" w:type="dxa"/>
             </w:tcMar>
-            <w:shd w:fill="F5F8FF"/>
             <w:vAlign w:val="center"/>
           </w:tcPr>
           <w:p>
@@ -4096,6 +4230,7 @@
               <w:bottom w:w="80" w:type="dxa"/>
               <w:right w:w="120" w:type="dxa"/>
             </w:tcMar>
+            <w:shd w:fill="F5F8FF"/>
             <w:vAlign w:val="center"/>
           </w:tcPr>
           <w:p>
@@ -4128,6 +4263,7 @@
               <w:bottom w:w="80" w:type="dxa"/>
               <w:right w:w="120" w:type="dxa"/>
             </w:tcMar>
+            <w:shd w:fill="F5F8FF"/>
             <w:vAlign w:val="center"/>
           </w:tcPr>
           <w:p>
